--- a/Personalized Learning Platform - Data Architecture.docx
+++ b/Personalized Learning Platform - Data Architecture.docx
@@ -200,14 +200,7 @@
           <w:sz w:val="28"/>
           <w:szCs w:val="28"/>
         </w:rPr>
-        <w:t>I</w:t>
-      </w:r>
-      <w:r>
-        <w:rPr>
-          <w:sz w:val="28"/>
-          <w:szCs w:val="28"/>
-        </w:rPr>
-        <w:t>I</w:t>
+        <w:t>II</w:t>
       </w:r>
       <w:r>
         <w:rPr>
@@ -233,14 +226,14 @@
     </w:p>
     <w:p>
       <w:pPr>
-        <w:jc w:val="both"/>
+        <w:jc w:val="center"/>
       </w:pPr>
       <w:r>
         <w:drawing>
-          <wp:inline distT="0" distB="0" distL="0" distR="0" wp14:anchorId="385945A0" wp14:editId="0B301B96">
-            <wp:extent cx="5734050" cy="4778734"/>
-            <wp:effectExtent l="0" t="0" r="0" b="3175"/>
-            <wp:docPr id="319301149" name="Picture 1"/>
+          <wp:inline distT="0" distB="0" distL="0" distR="0" wp14:anchorId="421EF902" wp14:editId="6CDECA65">
+            <wp:extent cx="5165947" cy="5422789"/>
+            <wp:effectExtent l="0" t="0" r="0" b="6985"/>
+            <wp:docPr id="163300204" name="Picture 1"/>
             <wp:cNvGraphicFramePr>
               <a:graphicFrameLocks xmlns:a="http://schemas.openxmlformats.org/drawingml/2006/main" noChangeAspect="1"/>
             </wp:cNvGraphicFramePr>
@@ -248,12 +241,12 @@
               <a:graphicData uri="http://schemas.openxmlformats.org/drawingml/2006/picture">
                 <pic:pic xmlns:pic="http://schemas.openxmlformats.org/drawingml/2006/picture">
                   <pic:nvPicPr>
-                    <pic:cNvPr id="319301149" name=""/>
+                    <pic:cNvPr id="163300204" name=""/>
                     <pic:cNvPicPr/>
                   </pic:nvPicPr>
                   <pic:blipFill rotWithShape="1">
                     <a:blip r:embed="rId6"/>
-                    <a:srcRect b="4231"/>
+                    <a:srcRect b="4156"/>
                     <a:stretch>
                       <a:fillRect/>
                     </a:stretch>
@@ -261,7 +254,7 @@
                   <pic:spPr bwMode="auto">
                     <a:xfrm>
                       <a:off x="0" y="0"/>
-                      <a:ext cx="5734050" cy="4778734"/>
+                      <a:ext cx="5176549" cy="5433918"/>
                     </a:xfrm>
                     <a:prstGeom prst="rect">
                       <a:avLst/>
@@ -295,6 +288,7 @@
           <w:sz w:val="28"/>
           <w:szCs w:val="28"/>
         </w:rPr>
+        <w:lastRenderedPageBreak/>
         <w:t>I</w:t>
       </w:r>
       <w:r>
@@ -316,14 +310,7 @@
           <w:sz w:val="28"/>
           <w:szCs w:val="28"/>
         </w:rPr>
-        <w:t>Database T</w:t>
-      </w:r>
-      <w:r>
-        <w:rPr>
-          <w:sz w:val="28"/>
-          <w:szCs w:val="28"/>
-        </w:rPr>
-        <w:t>ables</w:t>
+        <w:t>Database Tables</w:t>
       </w:r>
       <w:r>
         <w:rPr>
@@ -352,7 +339,6 @@
         <w:jc w:val="both"/>
       </w:pPr>
       <w:r>
-        <w:lastRenderedPageBreak/>
         <w:t>This table is used to handle the authentication for the project. This table is a part of the built-in Django’s User model.</w:t>
       </w:r>
     </w:p>
@@ -1101,10 +1087,7 @@
               <w:jc w:val="both"/>
             </w:pPr>
             <w:r>
-              <w:t>i</w:t>
-            </w:r>
-            <w:r>
-              <w:t>d</w:t>
+              <w:t>id</w:t>
             </w:r>
           </w:p>
         </w:tc>
@@ -1461,19 +1444,7 @@
         <w:jc w:val="center"/>
       </w:pPr>
       <w:r>
-        <w:t xml:space="preserve">Table: </w:t>
-      </w:r>
-      <w:r>
-        <w:t>2</w:t>
-      </w:r>
-      <w:r>
-        <w:t xml:space="preserve"> – </w:t>
-      </w:r>
-      <w:r>
-        <w:t>Profile</w:t>
-      </w:r>
-      <w:r>
-        <w:t xml:space="preserve"> Table Schema</w:t>
+        <w:t>Table: 2 – Profile Table Schema</w:t>
       </w:r>
     </w:p>
     <w:p>
@@ -2016,13 +1987,7 @@
         <w:t>3</w:t>
       </w:r>
       <w:r>
-        <w:t xml:space="preserve"> – </w:t>
-      </w:r>
-      <w:r>
-        <w:t>Content Items</w:t>
-      </w:r>
-      <w:r>
-        <w:t xml:space="preserve"> Table Schema</w:t>
+        <w:t xml:space="preserve"> – Content Items Table Schema</w:t>
       </w:r>
     </w:p>
     <w:p>
@@ -2270,6 +2235,7 @@
               <w:jc w:val="both"/>
             </w:pPr>
             <w:r>
+              <w:lastRenderedPageBreak/>
               <w:t>content_item_id</w:t>
             </w:r>
           </w:p>
@@ -2335,7 +2301,6 @@
               <w:jc w:val="both"/>
             </w:pPr>
             <w:r>
-              <w:lastRenderedPageBreak/>
               <w:t>action</w:t>
             </w:r>
           </w:p>
@@ -2598,6 +2563,500 @@
       <w:r>
         <w:t xml:space="preserve"> Table Schema</w:t>
       </w:r>
+    </w:p>
+    <w:p>
+      <w:pPr>
+        <w:pStyle w:val="ListParagraph"/>
+        <w:numPr>
+          <w:ilvl w:val="0"/>
+          <w:numId w:val="2"/>
+        </w:numPr>
+        <w:jc w:val="both"/>
+      </w:pPr>
+      <w:r>
+        <w:t>User Progress</w:t>
+      </w:r>
+      <w:r>
+        <w:t xml:space="preserve"> (core_</w:t>
+      </w:r>
+      <w:r>
+        <w:t>userprogress</w:t>
+      </w:r>
+      <w:r>
+        <w:t>):</w:t>
+      </w:r>
+    </w:p>
+    <w:p>
+      <w:pPr>
+        <w:pStyle w:val="ListParagraph"/>
+        <w:jc w:val="both"/>
+      </w:pPr>
+      <w:r>
+        <w:t>Tracks user analytics and progress.</w:t>
+      </w:r>
+    </w:p>
+    <w:tbl>
+      <w:tblPr>
+        <w:tblStyle w:val="TableGrid"/>
+        <w:tblW w:w="7985" w:type="dxa"/>
+        <w:tblInd w:w="720" w:type="dxa"/>
+        <w:tblLook w:val="04A0" w:firstRow="1" w:lastRow="0" w:firstColumn="1" w:lastColumn="0" w:noHBand="0" w:noVBand="1"/>
+      </w:tblPr>
+      <w:tblGrid>
+        <w:gridCol w:w="2195"/>
+        <w:gridCol w:w="1348"/>
+        <w:gridCol w:w="2049"/>
+        <w:gridCol w:w="2393"/>
+      </w:tblGrid>
+      <w:tr>
+        <w:trPr>
+          <w:trHeight w:val="246"/>
+        </w:trPr>
+        <w:tc>
+          <w:tcPr>
+            <w:tcW w:w="2195" w:type="dxa"/>
+          </w:tcPr>
+          <w:p>
+            <w:pPr>
+              <w:pStyle w:val="ListParagraph"/>
+              <w:ind w:left="0"/>
+              <w:jc w:val="both"/>
+            </w:pPr>
+            <w:r>
+              <w:t>Column</w:t>
+            </w:r>
+          </w:p>
+        </w:tc>
+        <w:tc>
+          <w:tcPr>
+            <w:tcW w:w="1348" w:type="dxa"/>
+          </w:tcPr>
+          <w:p>
+            <w:pPr>
+              <w:pStyle w:val="ListParagraph"/>
+              <w:ind w:left="0"/>
+              <w:jc w:val="both"/>
+            </w:pPr>
+            <w:r>
+              <w:t>Type</w:t>
+            </w:r>
+          </w:p>
+        </w:tc>
+        <w:tc>
+          <w:tcPr>
+            <w:tcW w:w="2049" w:type="dxa"/>
+          </w:tcPr>
+          <w:p>
+            <w:pPr>
+              <w:pStyle w:val="ListParagraph"/>
+              <w:ind w:left="0"/>
+              <w:jc w:val="both"/>
+            </w:pPr>
+            <w:r>
+              <w:t>Constraints</w:t>
+            </w:r>
+          </w:p>
+        </w:tc>
+        <w:tc>
+          <w:tcPr>
+            <w:tcW w:w="2393" w:type="dxa"/>
+          </w:tcPr>
+          <w:p>
+            <w:pPr>
+              <w:pStyle w:val="ListParagraph"/>
+              <w:ind w:left="0"/>
+              <w:jc w:val="both"/>
+            </w:pPr>
+            <w:r>
+              <w:t>Description</w:t>
+            </w:r>
+          </w:p>
+        </w:tc>
+      </w:tr>
+      <w:tr>
+        <w:trPr>
+          <w:trHeight w:val="246"/>
+        </w:trPr>
+        <w:tc>
+          <w:tcPr>
+            <w:tcW w:w="2195" w:type="dxa"/>
+          </w:tcPr>
+          <w:p>
+            <w:pPr>
+              <w:pStyle w:val="ListParagraph"/>
+              <w:ind w:left="0"/>
+              <w:jc w:val="both"/>
+            </w:pPr>
+            <w:r>
+              <w:t>id</w:t>
+            </w:r>
+          </w:p>
+        </w:tc>
+        <w:tc>
+          <w:tcPr>
+            <w:tcW w:w="1348" w:type="dxa"/>
+          </w:tcPr>
+          <w:p>
+            <w:pPr>
+              <w:pStyle w:val="ListParagraph"/>
+              <w:ind w:left="0"/>
+              <w:jc w:val="both"/>
+            </w:pPr>
+            <w:r>
+              <w:t>INT</w:t>
+            </w:r>
+          </w:p>
+        </w:tc>
+        <w:tc>
+          <w:tcPr>
+            <w:tcW w:w="2049" w:type="dxa"/>
+          </w:tcPr>
+          <w:p>
+            <w:pPr>
+              <w:pStyle w:val="ListParagraph"/>
+              <w:ind w:left="0"/>
+              <w:jc w:val="both"/>
+            </w:pPr>
+            <w:r>
+              <w:t>PK, AUTOINCREMENT</w:t>
+            </w:r>
+          </w:p>
+        </w:tc>
+        <w:tc>
+          <w:tcPr>
+            <w:tcW w:w="2393" w:type="dxa"/>
+          </w:tcPr>
+          <w:p>
+            <w:pPr>
+              <w:pStyle w:val="ListParagraph"/>
+              <w:ind w:left="0"/>
+              <w:jc w:val="both"/>
+            </w:pPr>
+            <w:r>
+              <w:t>Unique user identifier</w:t>
+            </w:r>
+          </w:p>
+        </w:tc>
+      </w:tr>
+      <w:tr>
+        <w:trPr>
+          <w:trHeight w:val="505"/>
+        </w:trPr>
+        <w:tc>
+          <w:tcPr>
+            <w:tcW w:w="2195" w:type="dxa"/>
+          </w:tcPr>
+          <w:p>
+            <w:pPr>
+              <w:pStyle w:val="ListParagraph"/>
+              <w:ind w:left="0"/>
+              <w:jc w:val="both"/>
+            </w:pPr>
+            <w:r>
+              <w:t>user_id</w:t>
+            </w:r>
+          </w:p>
+        </w:tc>
+        <w:tc>
+          <w:tcPr>
+            <w:tcW w:w="1348" w:type="dxa"/>
+          </w:tcPr>
+          <w:p>
+            <w:pPr>
+              <w:pStyle w:val="ListParagraph"/>
+              <w:ind w:left="0"/>
+              <w:jc w:val="both"/>
+            </w:pPr>
+            <w:r>
+              <w:t>INT</w:t>
+            </w:r>
+          </w:p>
+        </w:tc>
+        <w:tc>
+          <w:tcPr>
+            <w:tcW w:w="2049" w:type="dxa"/>
+          </w:tcPr>
+          <w:p>
+            <w:pPr>
+              <w:pStyle w:val="ListParagraph"/>
+              <w:ind w:left="0"/>
+              <w:jc w:val="both"/>
+            </w:pPr>
+            <w:r>
+              <w:t>FK (auth_user), UNIQUE</w:t>
+            </w:r>
+          </w:p>
+        </w:tc>
+        <w:tc>
+          <w:tcPr>
+            <w:tcW w:w="2393" w:type="dxa"/>
+          </w:tcPr>
+          <w:p>
+            <w:pPr>
+              <w:pStyle w:val="ListParagraph"/>
+              <w:ind w:left="0"/>
+              <w:jc w:val="both"/>
+            </w:pPr>
+            <w:r>
+              <w:t>One-to-One relation to auth_user</w:t>
+            </w:r>
+          </w:p>
+        </w:tc>
+      </w:tr>
+      <w:tr>
+        <w:trPr>
+          <w:trHeight w:val="246"/>
+        </w:trPr>
+        <w:tc>
+          <w:tcPr>
+            <w:tcW w:w="2195" w:type="dxa"/>
+          </w:tcPr>
+          <w:p>
+            <w:pPr>
+              <w:pStyle w:val="ListParagraph"/>
+              <w:ind w:left="0"/>
+              <w:jc w:val="both"/>
+            </w:pPr>
+            <w:r>
+              <w:t>total_content_viewed</w:t>
+            </w:r>
+          </w:p>
+        </w:tc>
+        <w:tc>
+          <w:tcPr>
+            <w:tcW w:w="1348" w:type="dxa"/>
+          </w:tcPr>
+          <w:p>
+            <w:pPr>
+              <w:pStyle w:val="ListParagraph"/>
+              <w:ind w:left="0"/>
+              <w:jc w:val="both"/>
+            </w:pPr>
+            <w:r>
+              <w:t>INT</w:t>
+            </w:r>
+          </w:p>
+        </w:tc>
+        <w:tc>
+          <w:tcPr>
+            <w:tcW w:w="2049" w:type="dxa"/>
+          </w:tcPr>
+          <w:p>
+            <w:pPr>
+              <w:pStyle w:val="ListParagraph"/>
+              <w:ind w:left="0"/>
+              <w:jc w:val="both"/>
+            </w:pPr>
+          </w:p>
+        </w:tc>
+        <w:tc>
+          <w:tcPr>
+            <w:tcW w:w="2393" w:type="dxa"/>
+          </w:tcPr>
+          <w:p>
+            <w:pPr>
+              <w:pStyle w:val="ListParagraph"/>
+              <w:ind w:left="0"/>
+              <w:jc w:val="both"/>
+            </w:pPr>
+            <w:r>
+              <w:t>No. of content items viewed</w:t>
+            </w:r>
+          </w:p>
+        </w:tc>
+      </w:tr>
+      <w:tr>
+        <w:trPr>
+          <w:trHeight w:val="258"/>
+        </w:trPr>
+        <w:tc>
+          <w:tcPr>
+            <w:tcW w:w="2195" w:type="dxa"/>
+          </w:tcPr>
+          <w:p>
+            <w:pPr>
+              <w:pStyle w:val="ListParagraph"/>
+              <w:ind w:left="0"/>
+              <w:jc w:val="both"/>
+            </w:pPr>
+            <w:r>
+              <w:t>total_time_spent</w:t>
+            </w:r>
+          </w:p>
+        </w:tc>
+        <w:tc>
+          <w:tcPr>
+            <w:tcW w:w="1348" w:type="dxa"/>
+          </w:tcPr>
+          <w:p>
+            <w:pPr>
+              <w:pStyle w:val="ListParagraph"/>
+              <w:ind w:left="0"/>
+              <w:jc w:val="both"/>
+            </w:pPr>
+            <w:r>
+              <w:t>INT</w:t>
+            </w:r>
+          </w:p>
+        </w:tc>
+        <w:tc>
+          <w:tcPr>
+            <w:tcW w:w="2049" w:type="dxa"/>
+          </w:tcPr>
+          <w:p>
+            <w:pPr>
+              <w:pStyle w:val="ListParagraph"/>
+              <w:ind w:left="0"/>
+              <w:jc w:val="both"/>
+            </w:pPr>
+          </w:p>
+        </w:tc>
+        <w:tc>
+          <w:tcPr>
+            <w:tcW w:w="2393" w:type="dxa"/>
+          </w:tcPr>
+          <w:p>
+            <w:pPr>
+              <w:pStyle w:val="ListParagraph"/>
+              <w:ind w:left="0"/>
+              <w:jc w:val="both"/>
+            </w:pPr>
+            <w:r>
+              <w:t>Time spent learning (minutes)</w:t>
+            </w:r>
+          </w:p>
+        </w:tc>
+      </w:tr>
+      <w:tr>
+        <w:trPr>
+          <w:trHeight w:val="494"/>
+        </w:trPr>
+        <w:tc>
+          <w:tcPr>
+            <w:tcW w:w="2195" w:type="dxa"/>
+          </w:tcPr>
+          <w:p>
+            <w:pPr>
+              <w:pStyle w:val="ListParagraph"/>
+              <w:ind w:left="0"/>
+              <w:jc w:val="both"/>
+            </w:pPr>
+            <w:r>
+              <w:t>learning_streak</w:t>
+            </w:r>
+          </w:p>
+        </w:tc>
+        <w:tc>
+          <w:tcPr>
+            <w:tcW w:w="1348" w:type="dxa"/>
+          </w:tcPr>
+          <w:p>
+            <w:pPr>
+              <w:pStyle w:val="ListParagraph"/>
+              <w:ind w:left="0"/>
+              <w:jc w:val="both"/>
+            </w:pPr>
+            <w:r>
+              <w:t>INT</w:t>
+            </w:r>
+          </w:p>
+        </w:tc>
+        <w:tc>
+          <w:tcPr>
+            <w:tcW w:w="2049" w:type="dxa"/>
+          </w:tcPr>
+          <w:p>
+            <w:pPr>
+              <w:pStyle w:val="ListParagraph"/>
+              <w:ind w:left="0"/>
+              <w:jc w:val="both"/>
+            </w:pPr>
+          </w:p>
+        </w:tc>
+        <w:tc>
+          <w:tcPr>
+            <w:tcW w:w="2393" w:type="dxa"/>
+          </w:tcPr>
+          <w:p>
+            <w:pPr>
+              <w:pStyle w:val="ListParagraph"/>
+              <w:ind w:left="0"/>
+              <w:jc w:val="both"/>
+            </w:pPr>
+            <w:r>
+              <w:t>Consecutive learning days</w:t>
+            </w:r>
+          </w:p>
+        </w:tc>
+      </w:tr>
+      <w:tr>
+        <w:trPr>
+          <w:trHeight w:val="258"/>
+        </w:trPr>
+        <w:tc>
+          <w:tcPr>
+            <w:tcW w:w="2195" w:type="dxa"/>
+          </w:tcPr>
+          <w:p>
+            <w:pPr>
+              <w:pStyle w:val="ListParagraph"/>
+              <w:ind w:left="0"/>
+              <w:jc w:val="both"/>
+            </w:pPr>
+            <w:r>
+              <w:t>top_category</w:t>
+            </w:r>
+          </w:p>
+        </w:tc>
+        <w:tc>
+          <w:tcPr>
+            <w:tcW w:w="1348" w:type="dxa"/>
+          </w:tcPr>
+          <w:p>
+            <w:pPr>
+              <w:pStyle w:val="ListParagraph"/>
+              <w:ind w:left="0"/>
+              <w:jc w:val="both"/>
+            </w:pPr>
+            <w:r>
+              <w:t>VARCHAR (100)</w:t>
+            </w:r>
+          </w:p>
+        </w:tc>
+        <w:tc>
+          <w:tcPr>
+            <w:tcW w:w="2049" w:type="dxa"/>
+          </w:tcPr>
+          <w:p>
+            <w:pPr>
+              <w:pStyle w:val="ListParagraph"/>
+              <w:ind w:left="0"/>
+              <w:jc w:val="both"/>
+            </w:pPr>
+          </w:p>
+        </w:tc>
+        <w:tc>
+          <w:tcPr>
+            <w:tcW w:w="2393" w:type="dxa"/>
+          </w:tcPr>
+          <w:p>
+            <w:pPr>
+              <w:pStyle w:val="ListParagraph"/>
+              <w:ind w:left="0"/>
+              <w:jc w:val="both"/>
+            </w:pPr>
+            <w:r>
+              <w:t>Most engaged content tag</w:t>
+            </w:r>
+          </w:p>
+        </w:tc>
+      </w:tr>
+    </w:tbl>
+    <w:p>
+      <w:pPr>
+        <w:pStyle w:val="ListParagraph"/>
+        <w:jc w:val="both"/>
+      </w:pPr>
     </w:p>
     <w:p>
       <w:pPr>
@@ -2706,6 +3165,19 @@
     </w:p>
     <w:p>
       <w:pPr>
+        <w:pStyle w:val="ListParagraph"/>
+        <w:numPr>
+          <w:ilvl w:val="0"/>
+          <w:numId w:val="3"/>
+        </w:numPr>
+        <w:jc w:val="both"/>
+      </w:pPr>
+      <w:r>
+        <w:t>core_userprogress.id</w:t>
+      </w:r>
+    </w:p>
+    <w:p>
+      <w:pPr>
         <w:jc w:val="both"/>
         <w:rPr>
           <w:b/>
@@ -2761,6 +3233,19 @@
     </w:p>
     <w:p>
       <w:pPr>
+        <w:pStyle w:val="ListParagraph"/>
+        <w:numPr>
+          <w:ilvl w:val="0"/>
+          <w:numId w:val="4"/>
+        </w:numPr>
+        <w:jc w:val="both"/>
+      </w:pPr>
+      <w:r>
+        <w:t>core_userprogress.user_id</w:t>
+      </w:r>
+    </w:p>
+    <w:p>
+      <w:pPr>
         <w:pStyle w:val="Title"/>
         <w:jc w:val="both"/>
         <w:rPr>
@@ -2898,6 +3383,7 @@
         <w:jc w:val="both"/>
       </w:pPr>
       <w:r>
+        <w:lastRenderedPageBreak/>
         <w:t>A content item can have multiple interactions</w:t>
       </w:r>
     </w:p>
@@ -2916,6 +3402,37 @@
     </w:p>
     <w:p>
       <w:pPr>
+        <w:pStyle w:val="ListParagraph"/>
+        <w:numPr>
+          <w:ilvl w:val="0"/>
+          <w:numId w:val="5"/>
+        </w:numPr>
+        <w:jc w:val="both"/>
+      </w:pPr>
+      <w:r>
+        <w:t>User-to-UserProgress: One-to-One:</w:t>
+      </w:r>
+    </w:p>
+    <w:p>
+      <w:pPr>
+        <w:pStyle w:val="ListParagraph"/>
+        <w:numPr>
+          <w:ilvl w:val="0"/>
+          <w:numId w:val="17"/>
+        </w:numPr>
+        <w:jc w:val="both"/>
+      </w:pPr>
+      <w:r>
+        <w:t>Each user has one progress record</w:t>
+      </w:r>
+    </w:p>
+    <w:p>
+      <w:pPr>
+        <w:jc w:val="both"/>
+      </w:pPr>
+    </w:p>
+    <w:p>
+      <w:pPr>
         <w:pStyle w:val="Title"/>
         <w:rPr>
           <w:sz w:val="28"/>
@@ -2934,14 +3451,7 @@
           <w:sz w:val="28"/>
           <w:szCs w:val="28"/>
         </w:rPr>
-        <w:t>I</w:t>
-      </w:r>
-      <w:r>
-        <w:rPr>
-          <w:sz w:val="28"/>
-          <w:szCs w:val="28"/>
-        </w:rPr>
-        <w:t>I</w:t>
+        <w:t>II</w:t>
       </w:r>
       <w:r>
         <w:rPr>
@@ -2955,14 +3465,7 @@
           <w:sz w:val="28"/>
           <w:szCs w:val="28"/>
         </w:rPr>
-        <w:t>Data Types</w:t>
-      </w:r>
-      <w:r>
-        <w:rPr>
-          <w:sz w:val="28"/>
-          <w:szCs w:val="28"/>
-        </w:rPr>
-        <w:t>:</w:t>
+        <w:t>Data Types:</w:t>
       </w:r>
     </w:p>
     <w:p>
@@ -3030,21 +3533,7 @@
           <w:b/>
           <w:bCs/>
         </w:rPr>
-        <w:t>Special</w:t>
-      </w:r>
-      <w:r>
-        <w:rPr>
-          <w:b/>
-          <w:bCs/>
-        </w:rPr>
-        <w:t xml:space="preserve"> Data Type</w:t>
-      </w:r>
-      <w:r>
-        <w:rPr>
-          <w:b/>
-          <w:bCs/>
-        </w:rPr>
-        <w:t>:</w:t>
+        <w:t>Special Data Type:</w:t>
       </w:r>
     </w:p>
     <w:p>
@@ -3072,14 +3561,7 @@
           <w:sz w:val="28"/>
           <w:szCs w:val="28"/>
         </w:rPr>
-        <w:t>II</w:t>
-      </w:r>
-      <w:r>
-        <w:rPr>
-          <w:sz w:val="28"/>
-          <w:szCs w:val="28"/>
-        </w:rPr>
-        <w:t>I</w:t>
+        <w:t>III</w:t>
       </w:r>
       <w:r>
         <w:rPr>
@@ -3093,21 +3575,7 @@
           <w:sz w:val="28"/>
           <w:szCs w:val="28"/>
         </w:rPr>
-        <w:t xml:space="preserve">Data </w:t>
-      </w:r>
-      <w:r>
-        <w:rPr>
-          <w:sz w:val="28"/>
-          <w:szCs w:val="28"/>
-        </w:rPr>
-        <w:t>Integrity Constraints</w:t>
-      </w:r>
-      <w:r>
-        <w:rPr>
-          <w:sz w:val="28"/>
-          <w:szCs w:val="28"/>
-        </w:rPr>
-        <w:t>:</w:t>
+        <w:t>Data Integrity Constraints:</w:t>
       </w:r>
     </w:p>
     <w:p>
@@ -3133,7 +3601,6 @@
         <w:jc w:val="both"/>
       </w:pPr>
       <w:r>
-        <w:lastRenderedPageBreak/>
         <w:t>Foreign Key constraints ensure that data is consistant between related tables</w:t>
       </w:r>
     </w:p>
@@ -3236,6 +3703,19 @@
     </w:p>
     <w:p>
       <w:pPr>
+        <w:pStyle w:val="ListParagraph"/>
+        <w:numPr>
+          <w:ilvl w:val="0"/>
+          <w:numId w:val="12"/>
+        </w:numPr>
+        <w:jc w:val="both"/>
+      </w:pPr>
+      <w:r>
+        <w:t>‘core_userprogress’ defaulted to 0</w:t>
+      </w:r>
+    </w:p>
+    <w:p>
+      <w:pPr>
         <w:pStyle w:val="Title"/>
         <w:rPr>
           <w:sz w:val="28"/>
@@ -3313,6 +3793,19 @@
     </w:p>
     <w:p>
       <w:pPr>
+        <w:pStyle w:val="ListParagraph"/>
+        <w:numPr>
+          <w:ilvl w:val="0"/>
+          <w:numId w:val="13"/>
+        </w:numPr>
+        <w:jc w:val="both"/>
+      </w:pPr>
+      <w:r>
+        <w:t>User Progress: Analytics tracked in UserProgress for insights.</w:t>
+      </w:r>
+    </w:p>
+    <w:p>
+      <w:pPr>
         <w:pStyle w:val="Title"/>
         <w:rPr>
           <w:sz w:val="28"/>
@@ -3375,6 +3868,11 @@
     </w:p>
     <w:p>
       <w:pPr>
+        <w:jc w:val="both"/>
+      </w:pPr>
+    </w:p>
+    <w:p>
+      <w:pPr>
         <w:pStyle w:val="Title"/>
         <w:rPr>
           <w:sz w:val="28"/>
@@ -3386,6 +3884,7 @@
           <w:sz w:val="28"/>
           <w:szCs w:val="28"/>
         </w:rPr>
+        <w:lastRenderedPageBreak/>
         <w:t>XI</w:t>
       </w:r>
       <w:r>
@@ -3408,7 +3907,13 @@
         <w:jc w:val="both"/>
       </w:pPr>
       <w:r>
-        <w:t>The schema efficiently supports user management, content organization, and interaction tracking while enabling sophisticated recommendation algorithms to deliver personalized content experiences.</w:t>
+        <w:t xml:space="preserve">The schema efficiently supports user management, </w:t>
+      </w:r>
+      <w:r>
+        <w:t xml:space="preserve">personalized analytics, </w:t>
+      </w:r>
+      <w:r>
+        <w:t>content organization, and interaction tracking while enabling sophisticated recommendation algorithms to deliver personalized content experiences.</w:t>
       </w:r>
     </w:p>
     <w:p/>
@@ -3627,6 +4132,95 @@
     </w:lvl>
   </w:abstractNum>
   <w:abstractNum w:abstractNumId="2" w15:restartNumberingAfterBreak="0">
+    <w:nsid w:val="276502B6"/>
+    <w:multiLevelType w:val="hybridMultilevel"/>
+    <w:tmpl w:val="64A48522"/>
+    <w:lvl w:ilvl="0" w:tplc="FFFFFFFF">
+      <w:start w:val="1"/>
+      <w:numFmt w:val="decimal"/>
+      <w:lvlText w:val="%1."/>
+      <w:lvlJc w:val="left"/>
+      <w:pPr>
+        <w:ind w:left="720" w:hanging="360"/>
+      </w:pPr>
+      <w:rPr>
+        <w:rFonts w:hint="default"/>
+      </w:rPr>
+    </w:lvl>
+    <w:lvl w:ilvl="1" w:tplc="FFFFFFFF" w:tentative="1">
+      <w:start w:val="1"/>
+      <w:numFmt w:val="lowerLetter"/>
+      <w:lvlText w:val="%2."/>
+      <w:lvlJc w:val="left"/>
+      <w:pPr>
+        <w:ind w:left="1440" w:hanging="360"/>
+      </w:pPr>
+    </w:lvl>
+    <w:lvl w:ilvl="2" w:tplc="FFFFFFFF" w:tentative="1">
+      <w:start w:val="1"/>
+      <w:numFmt w:val="lowerRoman"/>
+      <w:lvlText w:val="%3."/>
+      <w:lvlJc w:val="right"/>
+      <w:pPr>
+        <w:ind w:left="2160" w:hanging="180"/>
+      </w:pPr>
+    </w:lvl>
+    <w:lvl w:ilvl="3" w:tplc="FFFFFFFF" w:tentative="1">
+      <w:start w:val="1"/>
+      <w:numFmt w:val="decimal"/>
+      <w:lvlText w:val="%4."/>
+      <w:lvlJc w:val="left"/>
+      <w:pPr>
+        <w:ind w:left="2880" w:hanging="360"/>
+      </w:pPr>
+    </w:lvl>
+    <w:lvl w:ilvl="4" w:tplc="FFFFFFFF" w:tentative="1">
+      <w:start w:val="1"/>
+      <w:numFmt w:val="lowerLetter"/>
+      <w:lvlText w:val="%5."/>
+      <w:lvlJc w:val="left"/>
+      <w:pPr>
+        <w:ind w:left="3600" w:hanging="360"/>
+      </w:pPr>
+    </w:lvl>
+    <w:lvl w:ilvl="5" w:tplc="FFFFFFFF" w:tentative="1">
+      <w:start w:val="1"/>
+      <w:numFmt w:val="lowerRoman"/>
+      <w:lvlText w:val="%6."/>
+      <w:lvlJc w:val="right"/>
+      <w:pPr>
+        <w:ind w:left="4320" w:hanging="180"/>
+      </w:pPr>
+    </w:lvl>
+    <w:lvl w:ilvl="6" w:tplc="FFFFFFFF" w:tentative="1">
+      <w:start w:val="1"/>
+      <w:numFmt w:val="decimal"/>
+      <w:lvlText w:val="%7."/>
+      <w:lvlJc w:val="left"/>
+      <w:pPr>
+        <w:ind w:left="5040" w:hanging="360"/>
+      </w:pPr>
+    </w:lvl>
+    <w:lvl w:ilvl="7" w:tplc="FFFFFFFF" w:tentative="1">
+      <w:start w:val="1"/>
+      <w:numFmt w:val="lowerLetter"/>
+      <w:lvlText w:val="%8."/>
+      <w:lvlJc w:val="left"/>
+      <w:pPr>
+        <w:ind w:left="5760" w:hanging="360"/>
+      </w:pPr>
+    </w:lvl>
+    <w:lvl w:ilvl="8" w:tplc="FFFFFFFF" w:tentative="1">
+      <w:start w:val="1"/>
+      <w:numFmt w:val="lowerRoman"/>
+      <w:lvlText w:val="%9."/>
+      <w:lvlJc w:val="right"/>
+      <w:pPr>
+        <w:ind w:left="6480" w:hanging="180"/>
+      </w:pPr>
+    </w:lvl>
+  </w:abstractNum>
+  <w:abstractNum w:abstractNumId="3" w15:restartNumberingAfterBreak="0">
     <w:nsid w:val="28F57F7D"/>
     <w:multiLevelType w:val="hybridMultilevel"/>
     <w:tmpl w:val="E0E096BC"/>
@@ -3715,7 +4309,7 @@
       </w:pPr>
     </w:lvl>
   </w:abstractNum>
-  <w:abstractNum w:abstractNumId="3" w15:restartNumberingAfterBreak="0">
+  <w:abstractNum w:abstractNumId="4" w15:restartNumberingAfterBreak="0">
     <w:nsid w:val="294B4D3B"/>
     <w:multiLevelType w:val="hybridMultilevel"/>
     <w:tmpl w:val="499A0E46"/>
@@ -3828,7 +4422,7 @@
       </w:rPr>
     </w:lvl>
   </w:abstractNum>
-  <w:abstractNum w:abstractNumId="4" w15:restartNumberingAfterBreak="0">
+  <w:abstractNum w:abstractNumId="5" w15:restartNumberingAfterBreak="0">
     <w:nsid w:val="2E262FF1"/>
     <w:multiLevelType w:val="hybridMultilevel"/>
     <w:tmpl w:val="42A28C08"/>
@@ -3917,7 +4511,7 @@
       </w:pPr>
     </w:lvl>
   </w:abstractNum>
-  <w:abstractNum w:abstractNumId="5" w15:restartNumberingAfterBreak="0">
+  <w:abstractNum w:abstractNumId="6" w15:restartNumberingAfterBreak="0">
     <w:nsid w:val="30DE783D"/>
     <w:multiLevelType w:val="hybridMultilevel"/>
     <w:tmpl w:val="031820B6"/>
@@ -4006,7 +4600,7 @@
       </w:pPr>
     </w:lvl>
   </w:abstractNum>
-  <w:abstractNum w:abstractNumId="6" w15:restartNumberingAfterBreak="0">
+  <w:abstractNum w:abstractNumId="7" w15:restartNumberingAfterBreak="0">
     <w:nsid w:val="34804FC2"/>
     <w:multiLevelType w:val="hybridMultilevel"/>
     <w:tmpl w:val="3D789F96"/>
@@ -4119,7 +4713,120 @@
       </w:rPr>
     </w:lvl>
   </w:abstractNum>
-  <w:abstractNum w:abstractNumId="7" w15:restartNumberingAfterBreak="0">
+  <w:abstractNum w:abstractNumId="8" w15:restartNumberingAfterBreak="0">
+    <w:nsid w:val="36051CDD"/>
+    <w:multiLevelType w:val="hybridMultilevel"/>
+    <w:tmpl w:val="25ACA892"/>
+    <w:lvl w:ilvl="0" w:tplc="40090001">
+      <w:start w:val="1"/>
+      <w:numFmt w:val="bullet"/>
+      <w:lvlText w:val=""/>
+      <w:lvlJc w:val="left"/>
+      <w:pPr>
+        <w:ind w:left="1440" w:hanging="360"/>
+      </w:pPr>
+      <w:rPr>
+        <w:rFonts w:ascii="Symbol" w:hAnsi="Symbol" w:hint="default"/>
+      </w:rPr>
+    </w:lvl>
+    <w:lvl w:ilvl="1" w:tplc="40090003" w:tentative="1">
+      <w:start w:val="1"/>
+      <w:numFmt w:val="bullet"/>
+      <w:lvlText w:val="o"/>
+      <w:lvlJc w:val="left"/>
+      <w:pPr>
+        <w:ind w:left="2160" w:hanging="360"/>
+      </w:pPr>
+      <w:rPr>
+        <w:rFonts w:ascii="Courier New" w:hAnsi="Courier New" w:cs="Courier New" w:hint="default"/>
+      </w:rPr>
+    </w:lvl>
+    <w:lvl w:ilvl="2" w:tplc="40090005" w:tentative="1">
+      <w:start w:val="1"/>
+      <w:numFmt w:val="bullet"/>
+      <w:lvlText w:val=""/>
+      <w:lvlJc w:val="left"/>
+      <w:pPr>
+        <w:ind w:left="2880" w:hanging="360"/>
+      </w:pPr>
+      <w:rPr>
+        <w:rFonts w:ascii="Wingdings" w:hAnsi="Wingdings" w:hint="default"/>
+      </w:rPr>
+    </w:lvl>
+    <w:lvl w:ilvl="3" w:tplc="40090001" w:tentative="1">
+      <w:start w:val="1"/>
+      <w:numFmt w:val="bullet"/>
+      <w:lvlText w:val=""/>
+      <w:lvlJc w:val="left"/>
+      <w:pPr>
+        <w:ind w:left="3600" w:hanging="360"/>
+      </w:pPr>
+      <w:rPr>
+        <w:rFonts w:ascii="Symbol" w:hAnsi="Symbol" w:hint="default"/>
+      </w:rPr>
+    </w:lvl>
+    <w:lvl w:ilvl="4" w:tplc="40090003" w:tentative="1">
+      <w:start w:val="1"/>
+      <w:numFmt w:val="bullet"/>
+      <w:lvlText w:val="o"/>
+      <w:lvlJc w:val="left"/>
+      <w:pPr>
+        <w:ind w:left="4320" w:hanging="360"/>
+      </w:pPr>
+      <w:rPr>
+        <w:rFonts w:ascii="Courier New" w:hAnsi="Courier New" w:cs="Courier New" w:hint="default"/>
+      </w:rPr>
+    </w:lvl>
+    <w:lvl w:ilvl="5" w:tplc="40090005" w:tentative="1">
+      <w:start w:val="1"/>
+      <w:numFmt w:val="bullet"/>
+      <w:lvlText w:val=""/>
+      <w:lvlJc w:val="left"/>
+      <w:pPr>
+        <w:ind w:left="5040" w:hanging="360"/>
+      </w:pPr>
+      <w:rPr>
+        <w:rFonts w:ascii="Wingdings" w:hAnsi="Wingdings" w:hint="default"/>
+      </w:rPr>
+    </w:lvl>
+    <w:lvl w:ilvl="6" w:tplc="40090001" w:tentative="1">
+      <w:start w:val="1"/>
+      <w:numFmt w:val="bullet"/>
+      <w:lvlText w:val=""/>
+      <w:lvlJc w:val="left"/>
+      <w:pPr>
+        <w:ind w:left="5760" w:hanging="360"/>
+      </w:pPr>
+      <w:rPr>
+        <w:rFonts w:ascii="Symbol" w:hAnsi="Symbol" w:hint="default"/>
+      </w:rPr>
+    </w:lvl>
+    <w:lvl w:ilvl="7" w:tplc="40090003" w:tentative="1">
+      <w:start w:val="1"/>
+      <w:numFmt w:val="bullet"/>
+      <w:lvlText w:val="o"/>
+      <w:lvlJc w:val="left"/>
+      <w:pPr>
+        <w:ind w:left="6480" w:hanging="360"/>
+      </w:pPr>
+      <w:rPr>
+        <w:rFonts w:ascii="Courier New" w:hAnsi="Courier New" w:cs="Courier New" w:hint="default"/>
+      </w:rPr>
+    </w:lvl>
+    <w:lvl w:ilvl="8" w:tplc="40090005" w:tentative="1">
+      <w:start w:val="1"/>
+      <w:numFmt w:val="bullet"/>
+      <w:lvlText w:val=""/>
+      <w:lvlJc w:val="left"/>
+      <w:pPr>
+        <w:ind w:left="7200" w:hanging="360"/>
+      </w:pPr>
+      <w:rPr>
+        <w:rFonts w:ascii="Wingdings" w:hAnsi="Wingdings" w:hint="default"/>
+      </w:rPr>
+    </w:lvl>
+  </w:abstractNum>
+  <w:abstractNum w:abstractNumId="9" w15:restartNumberingAfterBreak="0">
     <w:nsid w:val="36870531"/>
     <w:multiLevelType w:val="hybridMultilevel"/>
     <w:tmpl w:val="A0043366"/>
@@ -4232,7 +4939,7 @@
       </w:rPr>
     </w:lvl>
   </w:abstractNum>
-  <w:abstractNum w:abstractNumId="8" w15:restartNumberingAfterBreak="0">
+  <w:abstractNum w:abstractNumId="10" w15:restartNumberingAfterBreak="0">
     <w:nsid w:val="3B032188"/>
     <w:multiLevelType w:val="hybridMultilevel"/>
     <w:tmpl w:val="091E1614"/>
@@ -4345,7 +5052,7 @@
       </w:rPr>
     </w:lvl>
   </w:abstractNum>
-  <w:abstractNum w:abstractNumId="9" w15:restartNumberingAfterBreak="0">
+  <w:abstractNum w:abstractNumId="11" w15:restartNumberingAfterBreak="0">
     <w:nsid w:val="4E0B4D28"/>
     <w:multiLevelType w:val="hybridMultilevel"/>
     <w:tmpl w:val="64A48522"/>
@@ -4434,7 +5141,7 @@
       </w:pPr>
     </w:lvl>
   </w:abstractNum>
-  <w:abstractNum w:abstractNumId="10" w15:restartNumberingAfterBreak="0">
+  <w:abstractNum w:abstractNumId="12" w15:restartNumberingAfterBreak="0">
     <w:nsid w:val="5C254D17"/>
     <w:multiLevelType w:val="hybridMultilevel"/>
     <w:tmpl w:val="558E85AA"/>
@@ -4547,7 +5254,7 @@
       </w:rPr>
     </w:lvl>
   </w:abstractNum>
-  <w:abstractNum w:abstractNumId="11" w15:restartNumberingAfterBreak="0">
+  <w:abstractNum w:abstractNumId="13" w15:restartNumberingAfterBreak="0">
     <w:nsid w:val="660B7CFA"/>
     <w:multiLevelType w:val="hybridMultilevel"/>
     <w:tmpl w:val="91CE2594"/>
@@ -4660,7 +5367,7 @@
       </w:rPr>
     </w:lvl>
   </w:abstractNum>
-  <w:abstractNum w:abstractNumId="12" w15:restartNumberingAfterBreak="0">
+  <w:abstractNum w:abstractNumId="14" w15:restartNumberingAfterBreak="0">
     <w:nsid w:val="6F723717"/>
     <w:multiLevelType w:val="hybridMultilevel"/>
     <w:tmpl w:val="669AA2C8"/>
@@ -4773,7 +5480,7 @@
       </w:rPr>
     </w:lvl>
   </w:abstractNum>
-  <w:abstractNum w:abstractNumId="13" w15:restartNumberingAfterBreak="0">
+  <w:abstractNum w:abstractNumId="15" w15:restartNumberingAfterBreak="0">
     <w:nsid w:val="725F661F"/>
     <w:multiLevelType w:val="hybridMultilevel"/>
     <w:tmpl w:val="DB40A836"/>
@@ -4886,7 +5593,7 @@
       </w:rPr>
     </w:lvl>
   </w:abstractNum>
-  <w:abstractNum w:abstractNumId="14" w15:restartNumberingAfterBreak="0">
+  <w:abstractNum w:abstractNumId="16" w15:restartNumberingAfterBreak="0">
     <w:nsid w:val="7C646689"/>
     <w:multiLevelType w:val="hybridMultilevel"/>
     <w:tmpl w:val="C8F276A2"/>
@@ -4973,49 +5680,55 @@
     </w:lvl>
   </w:abstractNum>
   <w:num w:numId="1" w16cid:durableId="1431777035">
-    <w:abstractNumId w:val="13"/>
+    <w:abstractNumId w:val="15"/>
   </w:num>
   <w:num w:numId="2" w16cid:durableId="1242787305">
-    <w:abstractNumId w:val="9"/>
+    <w:abstractNumId w:val="11"/>
   </w:num>
   <w:num w:numId="3" w16cid:durableId="1621647507">
-    <w:abstractNumId w:val="6"/>
+    <w:abstractNumId w:val="7"/>
   </w:num>
   <w:num w:numId="4" w16cid:durableId="104732138">
-    <w:abstractNumId w:val="10"/>
+    <w:abstractNumId w:val="12"/>
   </w:num>
   <w:num w:numId="5" w16cid:durableId="1700624989">
-    <w:abstractNumId w:val="4"/>
+    <w:abstractNumId w:val="5"/>
   </w:num>
   <w:num w:numId="6" w16cid:durableId="1076130648">
-    <w:abstractNumId w:val="7"/>
+    <w:abstractNumId w:val="9"/>
   </w:num>
   <w:num w:numId="7" w16cid:durableId="1704088758">
     <w:abstractNumId w:val="0"/>
   </w:num>
   <w:num w:numId="8" w16cid:durableId="627202434">
-    <w:abstractNumId w:val="3"/>
+    <w:abstractNumId w:val="4"/>
   </w:num>
   <w:num w:numId="9" w16cid:durableId="1529759764">
     <w:abstractNumId w:val="1"/>
   </w:num>
   <w:num w:numId="10" w16cid:durableId="1581252867">
-    <w:abstractNumId w:val="12"/>
+    <w:abstractNumId w:val="14"/>
   </w:num>
   <w:num w:numId="11" w16cid:durableId="56368587">
-    <w:abstractNumId w:val="8"/>
+    <w:abstractNumId w:val="10"/>
   </w:num>
   <w:num w:numId="12" w16cid:durableId="1872107310">
-    <w:abstractNumId w:val="11"/>
+    <w:abstractNumId w:val="13"/>
   </w:num>
   <w:num w:numId="13" w16cid:durableId="1598901939">
-    <w:abstractNumId w:val="5"/>
+    <w:abstractNumId w:val="6"/>
   </w:num>
   <w:num w:numId="14" w16cid:durableId="1922182019">
-    <w:abstractNumId w:val="14"/>
+    <w:abstractNumId w:val="16"/>
   </w:num>
   <w:num w:numId="15" w16cid:durableId="327173161">
+    <w:abstractNumId w:val="3"/>
+  </w:num>
+  <w:num w:numId="16" w16cid:durableId="862943313">
     <w:abstractNumId w:val="2"/>
+  </w:num>
+  <w:num w:numId="17" w16cid:durableId="1043863764">
+    <w:abstractNumId w:val="8"/>
   </w:num>
 </w:numbering>
 </file>
@@ -5621,6 +6334,7 @@
   <w:style w:type="character" w:default="1" w:styleId="DefaultParagraphFont">
     <w:name w:val="Default Paragraph Font"/>
     <w:uiPriority w:val="1"/>
+    <w:semiHidden/>
     <w:unhideWhenUsed/>
   </w:style>
   <w:style w:type="table" w:default="1" w:styleId="TableNormal">
